--- a/01.manuscript/submission-jae/cover-letter.docx
+++ b/01.manuscript/submission-jae/cover-letter.docx
@@ -191,67 +191,43 @@
         <w:pStyle w:val="BodyText"/>
       </w:pPr>
       <w:r>
-        <w:t xml:space="preserve">The finding I expect to be most useful to your readers is the negative one attached to</w:t>
+        <w:t xml:space="preserve">The finding I expect to be most useful to your readers concerns what a beetle refugium is.</w:t>
       </w:r>
       <w:r>
         <w:t xml:space="preserve"> </w:t>
       </w:r>
       <w:r>
-        <w:t xml:space="preserve">it. Collapse the same wind field, the same covariates and the same classification</w:t>
+        <w:t xml:space="preserve">Wind has no main effect on attack in these models. What it does is change what stand</w:t>
       </w:r>
       <w:r>
         <w:t xml:space="preserve"> </w:t>
       </w:r>
       <w:r>
-        <w:t xml:space="preserve">threshold to one map per year, and the interaction reverses sign. Nothing about the</w:t>
+        <w:t xml:space="preserve">density is worth. A refugium from beetle is therefore not a place on a map but a</w:t>
       </w:r>
       <w:r>
         <w:t xml:space="preserve"> </w:t>
       </w:r>
       <w:r>
-        <w:t xml:space="preserve">landscape or the wind product changes. What changes is that an annual response can only</w:t>
+        <w:t xml:space="preserve">conjunction: a thin stand and wind, in the same weeks the insect flies. This matters</w:t>
       </w:r>
       <w:r>
         <w:t xml:space="preserve"> </w:t>
       </w:r>
       <w:r>
-        <w:t xml:space="preserve">ask whether windy summers carry less attack than calm ones, and a summer contains both</w:t>
+        <w:t xml:space="preserve">because the disturbance refugia framework was built on wildfire, where refugia can be</w:t>
       </w:r>
       <w:r>
         <w:t xml:space="preserve"> </w:t>
       </w:r>
       <w:r>
-        <w:t xml:space="preserve">windy and calm weeks. The mechanism concerns a plume that persists for minutes acting over</w:t>
+        <w:t xml:space="preserve">mapped from terrain alone, and the transfer to beetle does not hold. A manager mapping</w:t>
       </w:r>
       <w:r>
         <w:t xml:space="preserve"> </w:t>
       </w:r>
       <w:r>
-        <w:t xml:space="preserve">a flight period of weeks; a test aggregated to the year is not a weaker version of the</w:t>
-      </w:r>
-      <w:r>
-        <w:t xml:space="preserve"> </w:t>
-      </w:r>
-      <w:r>
-        <w:t xml:space="preserve">right test but a different question, and it answers in the opposite direction. Since no</w:t>
-      </w:r>
-      <w:r>
-        <w:t xml:space="preserve"> </w:t>
-      </w:r>
-      <w:r>
-        <w:t xml:space="preserve">prior study has fitted a wind term at all, nothing in the literature establishes the</w:t>
-      </w:r>
-      <w:r>
-        <w:t xml:space="preserve"> </w:t>
-      </w:r>
-      <w:r>
-        <w:t xml:space="preserve">resolution at which one should be fitted. This paper’s answer is that it must be no</w:t>
-      </w:r>
-      <w:r>
-        <w:t xml:space="preserve"> </w:t>
-      </w:r>
-      <w:r>
-        <w:t xml:space="preserve">coarser than the flight period.</w:t>
+        <w:t xml:space="preserve">exposed ground will find nothing, and so will one mapping thin stands.</w:t>
       </w:r>
     </w:p>
     <w:p>
@@ -259,13 +235,39 @@
         <w:pStyle w:val="BodyText"/>
       </w:pPr>
       <w:r>
-        <w:t xml:space="preserve">Two further specification results support the same caution. Entering flight-window</w:t>
+        <w:t xml:space="preserve">The failure of the shading mechanism points the same way. It does not merely fail to</w:t>
       </w:r>
       <w:r>
         <w:t xml:space="preserve"> </w:t>
       </w:r>
       <w:r>
-        <w:t xml:space="preserve">radiation cuts the apparent density-by-terrain-exposure interaction by about a third, so a</w:t>
+        <w:t xml:space="preserve">reach significance; it runs backwards, with shaded ground carrying more attack than</w:t>
+      </w:r>
+      <w:r>
+        <w:t xml:space="preserve"> </w:t>
+      </w:r>
+      <w:r>
+        <w:t xml:space="preserve">exposed ground, not less. The most intuitive piece of the fire framework, that cool</w:t>
+      </w:r>
+      <w:r>
+        <w:t xml:space="preserve"> </w:t>
+      </w:r>
+      <w:r>
+        <w:t xml:space="preserve">ground protects trees, is the piece that fails hardest here.</w:t>
+      </w:r>
+    </w:p>
+    <w:p>
+      <w:pPr>
+        <w:pStyle w:val="BodyText"/>
+      </w:pPr>
+      <w:r>
+        <w:t xml:space="preserve">Two measurement results bear on any study of this kind. Entering flight-window</w:t>
+      </w:r>
+      <w:r>
+        <w:t xml:space="preserve"> </w:t>
+      </w:r>
+      <w:r>
+        <w:t xml:space="preserve">radiation cuts the apparent density-by-terrain-exposure interaction by about two fifths, so a</w:t>
       </w:r>
       <w:r>
         <w:t xml:space="preserve"> </w:t>

--- a/01.manuscript/submission-jae/cover-letter.docx
+++ b/01.manuscript/submission-jae/cover-letter.docx
@@ -209,25 +209,13 @@
         <w:t xml:space="preserve"> </w:t>
       </w:r>
       <w:r>
-        <w:t xml:space="preserve">conjunction: a thin stand and wind, in the same weeks the insect flies. This matters</w:t>
+        <w:t xml:space="preserve">conjunction: a thin stand and wind, in the same weeks the insect flies. A manager mapping exposed ground will</w:t>
       </w:r>
       <w:r>
         <w:t xml:space="preserve"> </w:t>
       </w:r>
       <w:r>
-        <w:t xml:space="preserve">because the disturbance refugia framework was built on wildfire, where refugia can be</w:t>
-      </w:r>
-      <w:r>
-        <w:t xml:space="preserve"> </w:t>
-      </w:r>
-      <w:r>
-        <w:t xml:space="preserve">mapped from terrain alone, and the transfer to beetle does not hold. A manager mapping</w:t>
-      </w:r>
-      <w:r>
-        <w:t xml:space="preserve"> </w:t>
-      </w:r>
-      <w:r>
-        <w:t xml:space="preserve">exposed ground will find nothing, and so will one mapping thin stands.</w:t>
+        <w:t xml:space="preserve">find nothing, and so will one mapping thin stands.</w:t>
       </w:r>
     </w:p>
     <w:p>

--- a/01.manuscript/submission-jae/cover-letter.docx
+++ b/01.manuscript/submission-jae/cover-letter.docx
@@ -61,19 +61,49 @@
         <w:t xml:space="preserve"> </w:t>
       </w:r>
       <w:r>
-        <w:t xml:space="preserve">“Testing the wind disruption hypothesis for beetle refugia”</w:t>
+        <w:t xml:space="preserve">“Testing the wind disruption hypothesis for beetle refugia: Stand density,</w:t>
       </w:r>
       <w:r>
         <w:t xml:space="preserve"> </w:t>
       </w:r>
       <w:r>
-        <w:t xml:space="preserve">for</w:t>
-      </w:r>
-      <w:r>
+        <w:t xml:space="preserve">terrain and wind as competing controls on mountain pine beetle attack (</w:t>
+      </w:r>
+      <w:r>
+        <w:rPr>
+          <w:i/>
+          <w:iCs/>
+        </w:rPr>
+        <w:t xml:space="preserve">Dendroctonus</w:t>
+      </w:r>
+      <w:r>
+        <w:rPr>
+          <w:i/>
+          <w:iCs/>
+        </w:rPr>
         <w:t xml:space="preserve"> </w:t>
       </w:r>
       <w:r>
-        <w:t xml:space="preserve">consideration as an Original Article in</w:t>
+        <w:rPr>
+          <w:i/>
+          <w:iCs/>
+        </w:rPr>
+        <w:t xml:space="preserve">ponderosae</w:t>
+      </w:r>
+      <w:r>
+        <w:t xml:space="preserve">) in the Selkirk Mountains of British Columbia”</w:t>
+      </w:r>
+      <w:r>
+        <w:t xml:space="preserve"> </w:t>
+      </w:r>
+      <w:r>
+        <w:t xml:space="preserve">for consideration as an Original</w:t>
+      </w:r>
+      <w:r>
+        <w:t xml:space="preserve"> </w:t>
+      </w:r>
+      <w:r>
+        <w:t xml:space="preserve">Article in</w:t>
       </w:r>
       <w:r>
         <w:t xml:space="preserve"> </w:t>
